--- a/A.4.13.docx
+++ b/A.4.13.docx
@@ -7814,9 +7814,9 @@
             </w:pPr>
             <w:r>
               <w:rPr>
-                <w:rFonts w:ascii="Arial" w:hAnsi="Arial" w:cs="Arial"/>
-              </w:rPr>
-              <w:t>۔</w:t>
+                <w:rFonts w:ascii="Segoe UI Symbol" w:hAnsi="Segoe UI Symbol" w:cs="Segoe UI Symbol"/>
+              </w:rPr>
+              <w:t>⸲</w:t>
             </w:r>
             <w:r>
               <w:rPr>
@@ -7829,7 +7829,7 @@
               <w:rPr>
                 <w:rFonts w:ascii="Arial" w:hAnsi="Arial" w:cs="Arial"/>
               </w:rPr>
-              <w:t>06D4</w:t>
+              <w:t>2E32</w:t>
             </w:r>
             <w:proofErr w:type="spellEnd"/>
           </w:p>
@@ -8739,8 +8739,15 @@
                 <w:rFonts w:ascii="Arial" w:hAnsi="Arial" w:cs="Arial"/>
               </w:rPr>
               <w:br/>
+            </w:r>
+            <w:proofErr w:type="spellStart"/>
+            <w:r>
+              <w:rPr>
+                <w:rFonts w:ascii="Arial" w:hAnsi="Arial" w:cs="Arial"/>
+              </w:rPr>
               <w:t>006E</w:t>
             </w:r>
+            <w:proofErr w:type="spellEnd"/>
           </w:p>
         </w:tc>
         <w:tc>
@@ -9471,11 +9478,24 @@
             </w:r>
             <w:proofErr w:type="spellStart"/>
             <w:r>
-              <w:t>SS2,CR</w:t>
+              <w:t>SS</w:t>
+            </w:r>
+            <w:proofErr w:type="gramStart"/>
+            <w:r>
+              <w:t>2,CR</w:t>
             </w:r>
             <w:proofErr w:type="spellEnd"/>
-            <w:r>
-              <w:t>&gt; is actually CSI (se next table), and that “CR” is not a filler, nor LF.</w:t>
+            <w:proofErr w:type="gramEnd"/>
+            <w:r>
+              <w:t xml:space="preserve">&gt; is </w:t>
+            </w:r>
+            <w:proofErr w:type="gramStart"/>
+            <w:r>
+              <w:t>actually CSI</w:t>
+            </w:r>
+            <w:proofErr w:type="gramEnd"/>
+            <w:r>
+              <w:t xml:space="preserve"> (se next table), and that “CR” is not a filler, nor LF.</w:t>
             </w:r>
           </w:p>
           <w:p>
@@ -9825,10 +9845,10 @@
         <w:gridCol w:w="1684"/>
         <w:gridCol w:w="728"/>
         <w:gridCol w:w="695"/>
-        <w:gridCol w:w="684"/>
+        <w:gridCol w:w="706"/>
         <w:gridCol w:w="717"/>
-        <w:gridCol w:w="771"/>
-        <w:gridCol w:w="67"/>
+        <w:gridCol w:w="760"/>
+        <w:gridCol w:w="56"/>
       </w:tblGrid>
       <w:tr>
         <w:trPr>
@@ -11830,15 +11850,8 @@
                 <w:rFonts w:ascii="Arial" w:hAnsi="Arial" w:cs="Arial"/>
               </w:rPr>
               <w:br/>
-            </w:r>
-            <w:proofErr w:type="spellStart"/>
-            <w:r>
-              <w:rPr>
-                <w:rFonts w:ascii="Arial" w:hAnsi="Arial" w:cs="Arial"/>
-              </w:rPr>
               <w:t>26A0</w:t>
             </w:r>
-            <w:proofErr w:type="spellEnd"/>
           </w:p>
         </w:tc>
         <w:bookmarkStart w:id="52" w:name="_MCCTEMPBM_CRPT01490054___7"/>
@@ -13029,8 +13042,15 @@
                 <w:rFonts w:ascii="Arial" w:hAnsi="Arial" w:cs="Arial"/>
               </w:rPr>
               <w:br/>
+            </w:r>
+            <w:proofErr w:type="spellStart"/>
+            <w:r>
+              <w:rPr>
+                <w:rFonts w:ascii="Arial" w:hAnsi="Arial" w:cs="Arial"/>
+              </w:rPr>
               <w:t>00A5</w:t>
             </w:r>
+            <w:proofErr w:type="spellEnd"/>
           </w:p>
         </w:tc>
         <w:tc>
@@ -14040,7 +14060,7 @@
               <w:rPr>
                 <w:rFonts w:ascii="Arial" w:hAnsi="Arial" w:cs="Arial"/>
               </w:rPr>
-              <w:t>٫</w:t>
+              <w:t>٪</w:t>
             </w:r>
             <w:r>
               <w:rPr>
@@ -14053,7 +14073,7 @@
               <w:rPr>
                 <w:rFonts w:ascii="Arial" w:hAnsi="Arial" w:cs="Arial"/>
               </w:rPr>
-              <w:t>066B</w:t>
+              <w:t>066A</w:t>
             </w:r>
             <w:proofErr w:type="spellEnd"/>
           </w:p>
@@ -14531,7 +14551,43 @@
               <w:rPr>
                 <w:rFonts w:ascii="Arial" w:hAnsi="Arial" w:cs="Arial"/>
               </w:rPr>
-              <w:t>٬</w:t>
+              <w:t>؉</w:t>
+            </w:r>
+            <w:r>
+              <w:rPr>
+                <w:rFonts w:ascii="Arial" w:hAnsi="Arial" w:cs="Arial"/>
+              </w:rPr>
+              <w:br/>
+              <w:t>0609</w:t>
+            </w:r>
+          </w:p>
+        </w:tc>
+        <w:tc>
+          <w:tcPr>
+            <w:tcW w:w="0" w:type="auto"/>
+            <w:tcBorders>
+              <w:top w:val="single" w:sz="12" w:space="0" w:color="000000"/>
+              <w:left w:val="single" w:sz="12" w:space="0" w:color="000000"/>
+              <w:bottom w:val="single" w:sz="12" w:space="0" w:color="000000"/>
+              <w:right w:val="single" w:sz="12" w:space="0" w:color="000000"/>
+            </w:tcBorders>
+            <w:vAlign w:val="center"/>
+          </w:tcPr>
+          <w:p>
+            <w:pPr>
+              <w:keepNext/>
+              <w:spacing w:after="0" w:line="240" w:lineRule="exact"/>
+              <w:jc w:val="center"/>
+              <w:rPr>
+                <w:rFonts w:ascii="Courier" w:hAnsi="Courier"/>
+                <w:sz w:val="24"/>
+              </w:rPr>
+            </w:pPr>
+            <w:r>
+              <w:rPr>
+                <w:rFonts w:ascii="Arial" w:hAnsi="Arial" w:cs="Arial"/>
+              </w:rPr>
+              <w:t>۔</w:t>
             </w:r>
             <w:r>
               <w:rPr>
@@ -14544,39 +14600,9 @@
               <w:rPr>
                 <w:rFonts w:ascii="Arial" w:hAnsi="Arial" w:cs="Arial"/>
               </w:rPr>
-              <w:t>066C</w:t>
+              <w:t>06D4</w:t>
             </w:r>
             <w:proofErr w:type="spellEnd"/>
-          </w:p>
-        </w:tc>
-        <w:tc>
-          <w:tcPr>
-            <w:tcW w:w="0" w:type="auto"/>
-            <w:tcBorders>
-              <w:top w:val="single" w:sz="12" w:space="0" w:color="000000"/>
-              <w:left w:val="single" w:sz="12" w:space="0" w:color="000000"/>
-              <w:bottom w:val="single" w:sz="12" w:space="0" w:color="000000"/>
-              <w:right w:val="single" w:sz="12" w:space="0" w:color="000000"/>
-            </w:tcBorders>
-            <w:shd w:val="clear" w:color="auto" w:fill="DDA0DD"/>
-            <w:vAlign w:val="center"/>
-          </w:tcPr>
-          <w:p>
-            <w:pPr>
-              <w:keepNext/>
-              <w:spacing w:after="0" w:line="240" w:lineRule="exact"/>
-              <w:jc w:val="center"/>
-              <w:rPr>
-                <w:rFonts w:ascii="Courier" w:hAnsi="Courier"/>
-                <w:sz w:val="24"/>
-              </w:rPr>
-            </w:pPr>
-            <w:r>
-              <w:rPr>
-                <w:rFonts w:ascii="Arial" w:hAnsi="Arial" w:cs="Arial"/>
-              </w:rPr>
-              <w:t> </w:t>
-            </w:r>
           </w:p>
         </w:tc>
         <w:tc>
@@ -15968,17 +15994,24 @@
             </w:pPr>
             <w:r>
               <w:rPr>
-                <w:rFonts w:ascii="Nirmala UI" w:hAnsi="Nirmala UI" w:cs="Nirmala UI"/>
-              </w:rPr>
-              <w:t>।</w:t>
-            </w:r>
-            <w:r>
-              <w:rPr>
-                <w:rFonts w:ascii="Arial" w:hAnsi="Arial" w:cs="Arial"/>
-              </w:rPr>
-              <w:br/>
-              <w:t>0964</w:t>
-            </w:r>
+                <w:rFonts w:ascii="Arial" w:hAnsi="Arial" w:cs="Arial"/>
+              </w:rPr>
+              <w:t>٫</w:t>
+            </w:r>
+            <w:r>
+              <w:rPr>
+                <w:rFonts w:ascii="Arial" w:hAnsi="Arial" w:cs="Arial"/>
+              </w:rPr>
+              <w:br/>
+            </w:r>
+            <w:proofErr w:type="spellStart"/>
+            <w:r>
+              <w:rPr>
+                <w:rFonts w:ascii="Arial" w:hAnsi="Arial" w:cs="Arial"/>
+              </w:rPr>
+              <w:t>066B</w:t>
+            </w:r>
+            <w:proofErr w:type="spellEnd"/>
           </w:p>
         </w:tc>
         <w:tc>
@@ -16465,17 +16498,24 @@
             </w:pPr>
             <w:r>
               <w:rPr>
-                <w:rFonts w:ascii="Nirmala UI" w:hAnsi="Nirmala UI" w:cs="Nirmala UI"/>
-              </w:rPr>
-              <w:t>॥</w:t>
-            </w:r>
-            <w:r>
-              <w:rPr>
-                <w:rFonts w:ascii="Arial" w:hAnsi="Arial" w:cs="Arial"/>
-              </w:rPr>
-              <w:br/>
-              <w:t>0965</w:t>
-            </w:r>
+                <w:rFonts w:ascii="Arial" w:hAnsi="Arial" w:cs="Arial"/>
+              </w:rPr>
+              <w:t>٬</w:t>
+            </w:r>
+            <w:r>
+              <w:rPr>
+                <w:rFonts w:ascii="Arial" w:hAnsi="Arial" w:cs="Arial"/>
+              </w:rPr>
+              <w:br/>
+            </w:r>
+            <w:proofErr w:type="spellStart"/>
+            <w:r>
+              <w:rPr>
+                <w:rFonts w:ascii="Arial" w:hAnsi="Arial" w:cs="Arial"/>
+              </w:rPr>
+              <w:t>066C</w:t>
+            </w:r>
+            <w:proofErr w:type="spellEnd"/>
           </w:p>
         </w:tc>
         <w:tc>
@@ -16676,8 +16716,15 @@
                 <w:rFonts w:ascii="Arial" w:hAnsi="Arial" w:cs="Arial"/>
               </w:rPr>
               <w:br/>
+            </w:r>
+            <w:proofErr w:type="spellStart"/>
+            <w:r>
+              <w:rPr>
+                <w:rFonts w:ascii="Arial" w:hAnsi="Arial" w:cs="Arial"/>
+              </w:rPr>
               <w:t>00F7</w:t>
             </w:r>
+            <w:proofErr w:type="spellEnd"/>
           </w:p>
         </w:tc>
         <w:tc>
@@ -18058,13 +18105,49 @@
                 <w:rFonts w:ascii="Arial" w:hAnsi="Arial" w:cs="Arial"/>
               </w:rPr>
               <w:br/>
+              <w:t>007E</w:t>
+            </w:r>
+          </w:p>
+        </w:tc>
+        <w:tc>
+          <w:tcPr>
+            <w:tcW w:w="0" w:type="auto"/>
+            <w:tcBorders>
+              <w:top w:val="single" w:sz="12" w:space="0" w:color="000000"/>
+              <w:left w:val="single" w:sz="12" w:space="0" w:color="000000"/>
+              <w:bottom w:val="single" w:sz="12" w:space="0" w:color="000000"/>
+              <w:right w:val="single" w:sz="12" w:space="0" w:color="000000"/>
+            </w:tcBorders>
+            <w:vAlign w:val="center"/>
+          </w:tcPr>
+          <w:p>
+            <w:pPr>
+              <w:keepNext/>
+              <w:spacing w:after="0" w:line="240" w:lineRule="exact"/>
+              <w:jc w:val="center"/>
+              <w:rPr>
+                <w:rFonts w:ascii="Courier" w:hAnsi="Courier"/>
+                <w:sz w:val="24"/>
+              </w:rPr>
+            </w:pPr>
+            <w:r>
+              <w:rPr>
+                <w:rFonts w:ascii="Arial" w:hAnsi="Arial" w:cs="Arial"/>
+              </w:rPr>
+              <w:t>M</w:t>
+            </w:r>
+            <w:r>
+              <w:rPr>
+                <w:rFonts w:ascii="Arial" w:hAnsi="Arial" w:cs="Arial"/>
+              </w:rPr>
+              <w:br/>
             </w:r>
             <w:proofErr w:type="spellStart"/>
             <w:r>
               <w:rPr>
                 <w:rFonts w:ascii="Arial" w:hAnsi="Arial" w:cs="Arial"/>
               </w:rPr>
-              <w:t>007E</w:t>
+              <w:t>004D</w:t>
             </w:r>
             <w:proofErr w:type="spellEnd"/>
           </w:p>
@@ -18092,9 +18175,9 @@
             </w:pPr>
             <w:r>
               <w:rPr>
-                <w:rFonts w:ascii="Arial" w:hAnsi="Arial" w:cs="Arial"/>
-              </w:rPr>
-              <w:t>M</w:t>
+                <w:rFonts w:ascii="Segoe UI Symbol" w:hAnsi="Segoe UI Symbol" w:cs="Segoe UI Symbol"/>
+              </w:rPr>
+              <w:t>⸵</w:t>
             </w:r>
             <w:r>
               <w:rPr>
@@ -18107,50 +18190,7 @@
               <w:rPr>
                 <w:rFonts w:ascii="Arial" w:hAnsi="Arial" w:cs="Arial"/>
               </w:rPr>
-              <w:t>004D</w:t>
-            </w:r>
-            <w:proofErr w:type="spellEnd"/>
-          </w:p>
-        </w:tc>
-        <w:tc>
-          <w:tcPr>
-            <w:tcW w:w="0" w:type="auto"/>
-            <w:tcBorders>
-              <w:top w:val="single" w:sz="12" w:space="0" w:color="000000"/>
-              <w:left w:val="single" w:sz="12" w:space="0" w:color="000000"/>
-              <w:bottom w:val="single" w:sz="12" w:space="0" w:color="000000"/>
-              <w:right w:val="single" w:sz="12" w:space="0" w:color="000000"/>
-            </w:tcBorders>
-            <w:vAlign w:val="center"/>
-          </w:tcPr>
-          <w:p>
-            <w:pPr>
-              <w:keepNext/>
-              <w:spacing w:after="0" w:line="240" w:lineRule="exact"/>
-              <w:jc w:val="center"/>
-              <w:rPr>
-                <w:rFonts w:ascii="Courier" w:hAnsi="Courier"/>
-                <w:sz w:val="24"/>
-              </w:rPr>
-            </w:pPr>
-            <w:r>
-              <w:rPr>
-                <w:rFonts w:ascii="Arial" w:hAnsi="Arial" w:cs="Arial"/>
-              </w:rPr>
-              <w:t>٪</w:t>
-            </w:r>
-            <w:r>
-              <w:rPr>
-                <w:rFonts w:ascii="Arial" w:hAnsi="Arial" w:cs="Arial"/>
-              </w:rPr>
-              <w:br/>
-            </w:r>
-            <w:proofErr w:type="spellStart"/>
-            <w:r>
-              <w:rPr>
-                <w:rFonts w:ascii="Arial" w:hAnsi="Arial" w:cs="Arial"/>
-              </w:rPr>
-              <w:t>066A</w:t>
+              <w:t>2E35</w:t>
             </w:r>
             <w:proofErr w:type="spellEnd"/>
           </w:p>
@@ -18636,17 +18676,24 @@
             </w:pPr>
             <w:r>
               <w:rPr>
-                <w:rFonts w:ascii="Arial" w:hAnsi="Arial" w:cs="Arial"/>
-              </w:rPr>
-              <w:t>؉</w:t>
-            </w:r>
-            <w:r>
-              <w:rPr>
-                <w:rFonts w:ascii="Arial" w:hAnsi="Arial" w:cs="Arial"/>
-              </w:rPr>
-              <w:br/>
-              <w:t>0609</w:t>
-            </w:r>
+                <w:rFonts w:ascii="Segoe UI Symbol" w:hAnsi="Segoe UI Symbol" w:cs="Segoe UI Symbol"/>
+              </w:rPr>
+              <w:t>⸮</w:t>
+            </w:r>
+            <w:r>
+              <w:rPr>
+                <w:rFonts w:ascii="Arial" w:hAnsi="Arial" w:cs="Arial"/>
+              </w:rPr>
+              <w:br/>
+            </w:r>
+            <w:proofErr w:type="spellStart"/>
+            <w:r>
+              <w:rPr>
+                <w:rFonts w:ascii="Arial" w:hAnsi="Arial" w:cs="Arial"/>
+              </w:rPr>
+              <w:t>2E2E</w:t>
+            </w:r>
+            <w:proofErr w:type="spellEnd"/>
           </w:p>
         </w:tc>
         <w:tc>
@@ -19053,8 +19100,15 @@
                 <w:rFonts w:ascii="Arial" w:hAnsi="Arial" w:cs="Arial"/>
               </w:rPr>
               <w:br/>
+            </w:r>
+            <w:proofErr w:type="spellStart"/>
+            <w:r>
+              <w:rPr>
+                <w:rFonts w:ascii="Arial" w:hAnsi="Arial" w:cs="Arial"/>
+              </w:rPr>
               <w:t>00B7</w:t>
             </w:r>
+            <w:proofErr w:type="spellEnd"/>
           </w:p>
         </w:tc>
         <w:tc>
@@ -19233,8 +19287,13 @@
             <w:pPr>
               <w:pStyle w:val="TAL"/>
             </w:pPr>
-            <w:r>
-              <w:t>In the event that an MS receives a code where a symbol is not represented in the above table then the MS shall display the REPLACEMENT CHARACTER (</w:t>
+            <w:proofErr w:type="gramStart"/>
+            <w:r>
+              <w:t>In the event that</w:t>
+            </w:r>
+            <w:proofErr w:type="gramEnd"/>
+            <w:r>
+              <w:t xml:space="preserve"> an MS receives a code where a symbol is not represented in the above table then the MS shall display the REPLACEMENT CHARACTER (</w:t>
             </w:r>
             <w:proofErr w:type="spellStart"/>
             <w:r>
@@ -19340,7 +19399,19 @@
               <w:t xml:space="preserve">; the sequence may need to be isolated from adjacent digits by </w:t>
             </w:r>
             <w:r>
-              <w:t>‘+’ sign(s)</w:t>
+              <w:t xml:space="preserve">‘+’ </w:t>
+            </w:r>
+            <w:proofErr w:type="gramStart"/>
+            <w:r>
+              <w:t>sign(</w:t>
+            </w:r>
+            <w:proofErr w:type="gramEnd"/>
+            <w:r>
+              <w:t>s</w:t>
+            </w:r>
+            <w:proofErr w:type="gramStart"/>
+            <w:r>
+              <w:t>)</w:t>
             </w:r>
             <w:r>
               <w:t>.</w:t>
@@ -19348,6 +19419,7 @@
             <w:r>
               <w:t>.</w:t>
             </w:r>
+            <w:proofErr w:type="gramEnd"/>
           </w:p>
         </w:tc>
         <w:bookmarkStart w:id="83" w:name="_MCCTEMPBM_CRPT01490085___7"/>

--- a/A.4.13.docx
+++ b/A.4.13.docx
@@ -2003,14 +2003,14 @@
               <w:rPr>
                 <w:rFonts w:ascii="Arial" w:hAnsi="Arial" w:cs="Arial"/>
               </w:rPr>
-              <w:t>ْ</w:t>
-            </w:r>
-            <w:r>
-              <w:rPr>
-                <w:rFonts w:ascii="Arial" w:hAnsi="Arial" w:cs="Arial"/>
-              </w:rPr>
-              <w:br/>
-              <w:t>0652</w:t>
+              <w:t>٘</w:t>
+            </w:r>
+            <w:r>
+              <w:rPr>
+                <w:rFonts w:ascii="Arial" w:hAnsi="Arial" w:cs="Arial"/>
+              </w:rPr>
+              <w:br/>
+              <w:t>0658</w:t>
             </w:r>
           </w:p>
         </w:tc>
@@ -9853,7 +9853,7 @@
       <w:tr>
         <w:trPr>
           <w:gridAfter w:val="1"/>
-          <w:wAfter w:w="67" w:type="dxa"/>
+          <w:wAfter w:w="56" w:type="dxa"/>
           <w:cantSplit/>
           <w:trHeight w:hRule="exact" w:val="480"/>
         </w:trPr>
@@ -10179,7 +10179,7 @@
         </w:tc>
         <w:tc>
           <w:tcPr>
-            <w:tcW w:w="771" w:type="dxa"/>
+            <w:tcW w:w="760" w:type="dxa"/>
             <w:tcBorders>
               <w:top w:val="single" w:sz="6" w:space="0" w:color="auto"/>
               <w:left w:val="single" w:sz="6" w:space="0" w:color="auto"/>
@@ -10214,7 +10214,7 @@
       <w:tr>
         <w:trPr>
           <w:gridAfter w:val="1"/>
-          <w:wAfter w:w="67" w:type="dxa"/>
+          <w:wAfter w:w="56" w:type="dxa"/>
           <w:cantSplit/>
           <w:trHeight w:hRule="exact" w:val="480"/>
         </w:trPr>
@@ -10541,7 +10541,7 @@
         </w:tc>
         <w:tc>
           <w:tcPr>
-            <w:tcW w:w="771" w:type="dxa"/>
+            <w:tcW w:w="760" w:type="dxa"/>
             <w:tcBorders>
               <w:top w:val="single" w:sz="6" w:space="0" w:color="auto"/>
               <w:left w:val="single" w:sz="6" w:space="0" w:color="auto"/>
@@ -10576,7 +10576,7 @@
       <w:tr>
         <w:trPr>
           <w:gridAfter w:val="1"/>
-          <w:wAfter w:w="67" w:type="dxa"/>
+          <w:wAfter w:w="56" w:type="dxa"/>
           <w:cantSplit/>
           <w:trHeight w:hRule="exact" w:val="480"/>
         </w:trPr>
@@ -10896,7 +10896,7 @@
         </w:tc>
         <w:tc>
           <w:tcPr>
-            <w:tcW w:w="771" w:type="dxa"/>
+            <w:tcW w:w="760" w:type="dxa"/>
             <w:tcBorders>
               <w:top w:val="single" w:sz="6" w:space="0" w:color="auto"/>
               <w:left w:val="single" w:sz="6" w:space="0" w:color="auto"/>
@@ -10930,7 +10930,7 @@
       <w:tr>
         <w:trPr>
           <w:gridAfter w:val="1"/>
-          <w:wAfter w:w="67" w:type="dxa"/>
+          <w:wAfter w:w="56" w:type="dxa"/>
           <w:cantSplit/>
           <w:trHeight w:hRule="exact" w:val="480"/>
         </w:trPr>
@@ -11332,7 +11332,7 @@
         </w:tc>
         <w:tc>
           <w:tcPr>
-            <w:tcW w:w="771" w:type="dxa"/>
+            <w:tcW w:w="760" w:type="dxa"/>
             <w:tcBorders>
               <w:top w:val="single" w:sz="6" w:space="0" w:color="auto"/>
               <w:left w:val="single" w:sz="6" w:space="0" w:color="auto"/>
@@ -11367,7 +11367,7 @@
       <w:tr>
         <w:trPr>
           <w:gridAfter w:val="1"/>
-          <w:wAfter w:w="67" w:type="dxa"/>
+          <w:wAfter w:w="56" w:type="dxa"/>
           <w:cantSplit/>
           <w:trHeight w:hRule="exact" w:val="510"/>
         </w:trPr>
@@ -11820,7 +11820,7 @@
         </w:tc>
         <w:tc>
           <w:tcPr>
-            <w:tcW w:w="771" w:type="dxa"/>
+            <w:tcW w:w="760" w:type="dxa"/>
             <w:tcBorders>
               <w:top w:val="single" w:sz="12" w:space="0" w:color="000000"/>
               <w:left w:val="single" w:sz="12" w:space="0" w:color="000000"/>
@@ -11860,7 +11860,7 @@
       <w:tr>
         <w:trPr>
           <w:gridAfter w:val="1"/>
-          <w:wAfter w:w="67" w:type="dxa"/>
+          <w:wAfter w:w="56" w:type="dxa"/>
           <w:cantSplit/>
           <w:trHeight w:hRule="exact" w:val="480"/>
         </w:trPr>
@@ -12307,7 +12307,7 @@
         </w:tc>
         <w:tc>
           <w:tcPr>
-            <w:tcW w:w="771" w:type="dxa"/>
+            <w:tcW w:w="760" w:type="dxa"/>
             <w:tcBorders>
               <w:top w:val="single" w:sz="12" w:space="0" w:color="000000"/>
               <w:left w:val="single" w:sz="12" w:space="0" w:color="000000"/>
@@ -12354,7 +12354,7 @@
       <w:tr>
         <w:trPr>
           <w:gridAfter w:val="1"/>
-          <w:wAfter w:w="67" w:type="dxa"/>
+          <w:wAfter w:w="56" w:type="dxa"/>
           <w:cantSplit/>
           <w:trHeight w:hRule="exact" w:val="480"/>
         </w:trPr>
@@ -12799,7 +12799,7 @@
         </w:tc>
         <w:tc>
           <w:tcPr>
-            <w:tcW w:w="771" w:type="dxa"/>
+            <w:tcW w:w="760" w:type="dxa"/>
             <w:tcBorders>
               <w:top w:val="single" w:sz="12" w:space="0" w:color="000000"/>
               <w:left w:val="single" w:sz="12" w:space="0" w:color="000000"/>
@@ -12846,7 +12846,7 @@
       <w:tr>
         <w:trPr>
           <w:gridAfter w:val="1"/>
-          <w:wAfter w:w="67" w:type="dxa"/>
+          <w:wAfter w:w="56" w:type="dxa"/>
           <w:cantSplit/>
           <w:trHeight w:hRule="exact" w:val="480"/>
         </w:trPr>
@@ -13292,7 +13292,7 @@
         </w:tc>
         <w:tc>
           <w:tcPr>
-            <w:tcW w:w="771" w:type="dxa"/>
+            <w:tcW w:w="760" w:type="dxa"/>
             <w:tcBorders>
               <w:top w:val="single" w:sz="12" w:space="0" w:color="000000"/>
               <w:left w:val="single" w:sz="12" w:space="0" w:color="000000"/>
@@ -13339,7 +13339,7 @@
       <w:tr>
         <w:trPr>
           <w:gridAfter w:val="1"/>
-          <w:wAfter w:w="67" w:type="dxa"/>
+          <w:wAfter w:w="56" w:type="dxa"/>
           <w:cantSplit/>
           <w:trHeight w:hRule="exact" w:val="480"/>
         </w:trPr>
@@ -13790,7 +13790,7 @@
         </w:tc>
         <w:tc>
           <w:tcPr>
-            <w:tcW w:w="771" w:type="dxa"/>
+            <w:tcW w:w="760" w:type="dxa"/>
             <w:tcBorders>
               <w:top w:val="single" w:sz="12" w:space="0" w:color="000000"/>
               <w:left w:val="single" w:sz="12" w:space="0" w:color="000000"/>
@@ -13830,7 +13830,7 @@
       <w:tr>
         <w:trPr>
           <w:gridAfter w:val="1"/>
-          <w:wAfter w:w="67" w:type="dxa"/>
+          <w:wAfter w:w="56" w:type="dxa"/>
           <w:cantSplit/>
           <w:trHeight w:hRule="exact" w:val="480"/>
         </w:trPr>
@@ -14274,7 +14274,7 @@
         </w:tc>
         <w:tc>
           <w:tcPr>
-            <w:tcW w:w="771" w:type="dxa"/>
+            <w:tcW w:w="760" w:type="dxa"/>
             <w:tcBorders>
               <w:top w:val="single" w:sz="12" w:space="0" w:color="000000"/>
               <w:left w:val="single" w:sz="12" w:space="0" w:color="000000"/>
@@ -14314,7 +14314,7 @@
       <w:tr>
         <w:trPr>
           <w:gridAfter w:val="1"/>
-          <w:wAfter w:w="67" w:type="dxa"/>
+          <w:wAfter w:w="56" w:type="dxa"/>
           <w:cantSplit/>
           <w:trHeight w:hRule="exact" w:val="480"/>
         </w:trPr>
@@ -14765,7 +14765,7 @@
         </w:tc>
         <w:tc>
           <w:tcPr>
-            <w:tcW w:w="771" w:type="dxa"/>
+            <w:tcW w:w="760" w:type="dxa"/>
             <w:tcBorders>
               <w:top w:val="single" w:sz="12" w:space="0" w:color="000000"/>
               <w:left w:val="single" w:sz="12" w:space="0" w:color="000000"/>
@@ -14812,7 +14812,7 @@
       <w:tr>
         <w:trPr>
           <w:gridAfter w:val="1"/>
-          <w:wAfter w:w="67" w:type="dxa"/>
+          <w:wAfter w:w="56" w:type="dxa"/>
           <w:cantSplit/>
           <w:trHeight w:hRule="exact" w:val="480"/>
         </w:trPr>
@@ -15245,7 +15245,7 @@
         </w:tc>
         <w:tc>
           <w:tcPr>
-            <w:tcW w:w="771" w:type="dxa"/>
+            <w:tcW w:w="760" w:type="dxa"/>
             <w:tcBorders>
               <w:top w:val="single" w:sz="12" w:space="0" w:color="000000"/>
               <w:left w:val="single" w:sz="12" w:space="0" w:color="000000"/>
@@ -15292,7 +15292,7 @@
       <w:tr>
         <w:trPr>
           <w:gridAfter w:val="1"/>
-          <w:wAfter w:w="67" w:type="dxa"/>
+          <w:wAfter w:w="56" w:type="dxa"/>
           <w:cantSplit/>
           <w:trHeight w:hRule="exact" w:val="480"/>
         </w:trPr>
@@ -15724,7 +15724,7 @@
         </w:tc>
         <w:tc>
           <w:tcPr>
-            <w:tcW w:w="771" w:type="dxa"/>
+            <w:tcW w:w="760" w:type="dxa"/>
             <w:tcBorders>
               <w:top w:val="single" w:sz="12" w:space="0" w:color="000000"/>
               <w:left w:val="single" w:sz="12" w:space="0" w:color="000000"/>
@@ -15771,7 +15771,7 @@
       <w:tr>
         <w:trPr>
           <w:gridAfter w:val="1"/>
-          <w:wAfter w:w="67" w:type="dxa"/>
+          <w:wAfter w:w="56" w:type="dxa"/>
           <w:cantSplit/>
           <w:trHeight w:hRule="exact" w:val="480"/>
         </w:trPr>
@@ -16217,7 +16217,7 @@
         </w:tc>
         <w:tc>
           <w:tcPr>
-            <w:tcW w:w="771" w:type="dxa"/>
+            <w:tcW w:w="760" w:type="dxa"/>
             <w:tcBorders>
               <w:top w:val="single" w:sz="12" w:space="0" w:color="000000"/>
               <w:left w:val="single" w:sz="12" w:space="0" w:color="000000"/>
@@ -16241,22 +16241,15 @@
               <w:rPr>
                 <w:rFonts w:ascii="Arial" w:hAnsi="Arial" w:cs="Arial"/>
               </w:rPr>
-              <w:t>ً</w:t>
-            </w:r>
-            <w:r>
-              <w:rPr>
-                <w:rFonts w:ascii="Arial" w:hAnsi="Arial" w:cs="Arial"/>
-              </w:rPr>
-              <w:br/>
-            </w:r>
-            <w:proofErr w:type="spellStart"/>
-            <w:r>
-              <w:rPr>
-                <w:rFonts w:ascii="Arial" w:hAnsi="Arial" w:cs="Arial"/>
-              </w:rPr>
-              <w:t>064B</w:t>
-            </w:r>
-            <w:proofErr w:type="spellEnd"/>
+              <w:t>ٰ</w:t>
+            </w:r>
+            <w:r>
+              <w:rPr>
+                <w:rFonts w:ascii="Arial" w:hAnsi="Arial" w:cs="Arial"/>
+              </w:rPr>
+              <w:br/>
+              <w:t>0670</w:t>
+            </w:r>
           </w:p>
         </w:tc>
         <w:bookmarkStart w:id="70" w:name="_MCCTEMPBM_CRPT01490072___7"/>
@@ -16265,7 +16258,7 @@
       <w:tr>
         <w:trPr>
           <w:gridAfter w:val="1"/>
-          <w:wAfter w:w="67" w:type="dxa"/>
+          <w:wAfter w:w="56" w:type="dxa"/>
           <w:cantSplit/>
           <w:trHeight w:hRule="exact" w:val="480"/>
         </w:trPr>
@@ -16729,7 +16722,7 @@
         </w:tc>
         <w:tc>
           <w:tcPr>
-            <w:tcW w:w="771" w:type="dxa"/>
+            <w:tcW w:w="760" w:type="dxa"/>
             <w:tcBorders>
               <w:top w:val="single" w:sz="12" w:space="0" w:color="000000"/>
               <w:left w:val="single" w:sz="12" w:space="0" w:color="000000"/>
@@ -16753,22 +16746,15 @@
               <w:rPr>
                 <w:rFonts w:ascii="Arial" w:hAnsi="Arial" w:cs="Arial"/>
               </w:rPr>
-              <w:t>ٍ</w:t>
-            </w:r>
-            <w:r>
-              <w:rPr>
-                <w:rFonts w:ascii="Arial" w:hAnsi="Arial" w:cs="Arial"/>
-              </w:rPr>
-              <w:br/>
-            </w:r>
-            <w:proofErr w:type="spellStart"/>
-            <w:r>
-              <w:rPr>
-                <w:rFonts w:ascii="Arial" w:hAnsi="Arial" w:cs="Arial"/>
-              </w:rPr>
-              <w:t>064D</w:t>
-            </w:r>
-            <w:proofErr w:type="spellEnd"/>
+              <w:t>ٖ</w:t>
+            </w:r>
+            <w:r>
+              <w:rPr>
+                <w:rFonts w:ascii="Arial" w:hAnsi="Arial" w:cs="Arial"/>
+              </w:rPr>
+              <w:br/>
+              <w:t>0656</w:t>
+            </w:r>
           </w:p>
         </w:tc>
         <w:bookmarkStart w:id="72" w:name="_MCCTEMPBM_CRPT01490074___7"/>
@@ -16777,7 +16763,7 @@
       <w:tr>
         <w:trPr>
           <w:gridAfter w:val="1"/>
-          <w:wAfter w:w="67" w:type="dxa"/>
+          <w:wAfter w:w="56" w:type="dxa"/>
           <w:cantSplit/>
           <w:trHeight w:hRule="exact" w:val="480"/>
         </w:trPr>
@@ -17234,7 +17220,7 @@
         </w:tc>
         <w:tc>
           <w:tcPr>
-            <w:tcW w:w="771" w:type="dxa"/>
+            <w:tcW w:w="760" w:type="dxa"/>
             <w:tcBorders>
               <w:top w:val="single" w:sz="12" w:space="0" w:color="000000"/>
               <w:left w:val="single" w:sz="12" w:space="0" w:color="000000"/>
@@ -17258,22 +17244,15 @@
               <w:rPr>
                 <w:rFonts w:ascii="Arial" w:hAnsi="Arial" w:cs="Arial"/>
               </w:rPr>
-              <w:t>ٌ</w:t>
-            </w:r>
-            <w:r>
-              <w:rPr>
-                <w:rFonts w:ascii="Arial" w:hAnsi="Arial" w:cs="Arial"/>
-              </w:rPr>
-              <w:br/>
-            </w:r>
-            <w:proofErr w:type="spellStart"/>
-            <w:r>
-              <w:rPr>
-                <w:rFonts w:ascii="Arial" w:hAnsi="Arial" w:cs="Arial"/>
-              </w:rPr>
-              <w:t>064C</w:t>
-            </w:r>
-            <w:proofErr w:type="spellEnd"/>
+              <w:t>ٗ</w:t>
+            </w:r>
+            <w:r>
+              <w:rPr>
+                <w:rFonts w:ascii="Arial" w:hAnsi="Arial" w:cs="Arial"/>
+              </w:rPr>
+              <w:br/>
+              <w:t>0657</w:t>
+            </w:r>
           </w:p>
         </w:tc>
         <w:bookmarkStart w:id="74" w:name="_MCCTEMPBM_CRPT01490076___7"/>
@@ -17282,7 +17261,7 @@
       <w:tr>
         <w:trPr>
           <w:gridAfter w:val="1"/>
-          <w:wAfter w:w="67" w:type="dxa"/>
+          <w:wAfter w:w="56" w:type="dxa"/>
           <w:cantSplit/>
           <w:trHeight w:hRule="exact" w:val="480"/>
         </w:trPr>
@@ -17736,7 +17715,7 @@
         </w:tc>
         <w:tc>
           <w:tcPr>
-            <w:tcW w:w="771" w:type="dxa"/>
+            <w:tcW w:w="760" w:type="dxa"/>
             <w:tcBorders>
               <w:top w:val="single" w:sz="12" w:space="0" w:color="000000"/>
               <w:left w:val="single" w:sz="12" w:space="0" w:color="000000"/>
@@ -17760,15 +17739,22 @@
               <w:rPr>
                 <w:rFonts w:ascii="Arial" w:hAnsi="Arial" w:cs="Arial"/>
               </w:rPr>
-              <w:t>ٗ</w:t>
-            </w:r>
-            <w:r>
-              <w:rPr>
-                <w:rFonts w:ascii="Arial" w:hAnsi="Arial" w:cs="Arial"/>
-              </w:rPr>
-              <w:br/>
-              <w:t>0657</w:t>
-            </w:r>
+              <w:t>ً</w:t>
+            </w:r>
+            <w:r>
+              <w:rPr>
+                <w:rFonts w:ascii="Arial" w:hAnsi="Arial" w:cs="Arial"/>
+              </w:rPr>
+              <w:br/>
+            </w:r>
+            <w:proofErr w:type="spellStart"/>
+            <w:r>
+              <w:rPr>
+                <w:rFonts w:ascii="Arial" w:hAnsi="Arial" w:cs="Arial"/>
+              </w:rPr>
+              <w:t>064B</w:t>
+            </w:r>
+            <w:proofErr w:type="spellEnd"/>
           </w:p>
         </w:tc>
         <w:bookmarkStart w:id="76" w:name="_MCCTEMPBM_CRPT01490078___7"/>
@@ -17777,7 +17763,7 @@
       <w:tr>
         <w:trPr>
           <w:gridAfter w:val="1"/>
-          <w:wAfter w:w="67" w:type="dxa"/>
+          <w:wAfter w:w="56" w:type="dxa"/>
           <w:cantSplit/>
           <w:trHeight w:hRule="exact" w:val="480"/>
         </w:trPr>
@@ -18240,7 +18226,7 @@
         </w:tc>
         <w:tc>
           <w:tcPr>
-            <w:tcW w:w="771" w:type="dxa"/>
+            <w:tcW w:w="760" w:type="dxa"/>
             <w:tcBorders>
               <w:top w:val="single" w:sz="12" w:space="0" w:color="000000"/>
               <w:left w:val="single" w:sz="12" w:space="0" w:color="000000"/>
@@ -18264,15 +18250,22 @@
               <w:rPr>
                 <w:rFonts w:ascii="Arial" w:hAnsi="Arial" w:cs="Arial"/>
               </w:rPr>
-              <w:t>٘</w:t>
-            </w:r>
-            <w:r>
-              <w:rPr>
-                <w:rFonts w:ascii="Arial" w:hAnsi="Arial" w:cs="Arial"/>
-              </w:rPr>
-              <w:br/>
-              <w:t>0658</w:t>
-            </w:r>
+              <w:t>ٍ</w:t>
+            </w:r>
+            <w:r>
+              <w:rPr>
+                <w:rFonts w:ascii="Arial" w:hAnsi="Arial" w:cs="Arial"/>
+              </w:rPr>
+              <w:br/>
+            </w:r>
+            <w:proofErr w:type="spellStart"/>
+            <w:r>
+              <w:rPr>
+                <w:rFonts w:ascii="Arial" w:hAnsi="Arial" w:cs="Arial"/>
+              </w:rPr>
+              <w:t>064D</w:t>
+            </w:r>
+            <w:proofErr w:type="spellEnd"/>
           </w:p>
         </w:tc>
         <w:bookmarkStart w:id="78" w:name="_MCCTEMPBM_CRPT01490080___7"/>
@@ -18281,7 +18274,7 @@
       <w:tr>
         <w:trPr>
           <w:gridAfter w:val="1"/>
-          <w:wAfter w:w="67" w:type="dxa"/>
+          <w:wAfter w:w="56" w:type="dxa"/>
           <w:cantSplit/>
           <w:trHeight w:hRule="exact" w:val="480"/>
         </w:trPr>
@@ -18741,7 +18734,7 @@
         </w:tc>
         <w:tc>
           <w:tcPr>
-            <w:tcW w:w="771" w:type="dxa"/>
+            <w:tcW w:w="760" w:type="dxa"/>
             <w:tcBorders>
               <w:top w:val="single" w:sz="12" w:space="0" w:color="000000"/>
               <w:left w:val="single" w:sz="12" w:space="0" w:color="000000"/>
@@ -18765,15 +18758,22 @@
               <w:rPr>
                 <w:rFonts w:ascii="Arial" w:hAnsi="Arial" w:cs="Arial"/>
               </w:rPr>
-              <w:t>ٖ</w:t>
-            </w:r>
-            <w:r>
-              <w:rPr>
-                <w:rFonts w:ascii="Arial" w:hAnsi="Arial" w:cs="Arial"/>
-              </w:rPr>
-              <w:br/>
-              <w:t>0656</w:t>
-            </w:r>
+              <w:t>ٌ</w:t>
+            </w:r>
+            <w:r>
+              <w:rPr>
+                <w:rFonts w:ascii="Arial" w:hAnsi="Arial" w:cs="Arial"/>
+              </w:rPr>
+              <w:br/>
+            </w:r>
+            <w:proofErr w:type="spellStart"/>
+            <w:r>
+              <w:rPr>
+                <w:rFonts w:ascii="Arial" w:hAnsi="Arial" w:cs="Arial"/>
+              </w:rPr>
+              <w:t>064C</w:t>
+            </w:r>
+            <w:proofErr w:type="spellEnd"/>
           </w:p>
         </w:tc>
         <w:bookmarkStart w:id="80" w:name="_MCCTEMPBM_CRPT01490082___7"/>
@@ -18782,7 +18782,7 @@
       <w:tr>
         <w:trPr>
           <w:gridAfter w:val="1"/>
-          <w:wAfter w:w="67" w:type="dxa"/>
+          <w:wAfter w:w="56" w:type="dxa"/>
           <w:cantSplit/>
           <w:trHeight w:hRule="exact" w:val="480"/>
         </w:trPr>
@@ -19228,7 +19228,7 @@
         </w:tc>
         <w:tc>
           <w:tcPr>
-            <w:tcW w:w="771" w:type="dxa"/>
+            <w:tcW w:w="760" w:type="dxa"/>
             <w:tcBorders>
               <w:top w:val="single" w:sz="12" w:space="0" w:color="000000"/>
               <w:left w:val="single" w:sz="12" w:space="0" w:color="000000"/>
@@ -19252,14 +19252,14 @@
               <w:rPr>
                 <w:rFonts w:ascii="Arial" w:hAnsi="Arial" w:cs="Arial"/>
               </w:rPr>
-              <w:t>ٰ</w:t>
-            </w:r>
-            <w:r>
-              <w:rPr>
-                <w:rFonts w:ascii="Arial" w:hAnsi="Arial" w:cs="Arial"/>
-              </w:rPr>
-              <w:br/>
-              <w:t>0670</w:t>
+              <w:t>ْ</w:t>
+            </w:r>
+            <w:r>
+              <w:rPr>
+                <w:rFonts w:ascii="Arial" w:hAnsi="Arial" w:cs="Arial"/>
+              </w:rPr>
+              <w:br/>
+              <w:t>0652</w:t>
             </w:r>
           </w:p>
         </w:tc>
